--- a/url de mon site.docx
+++ b/url de mon site.docx
@@ -3,13 +3,16 @@
 <w:document xmlns:wpc="http://schemas.microsoft.com/office/word/2010/wordprocessingCanvas" xmlns:cx="http://schemas.microsoft.com/office/drawing/2014/chartex" xmlns:cx1="http://schemas.microsoft.com/office/drawing/2015/9/8/chartex" xmlns:cx2="http://schemas.microsoft.com/office/drawing/2015/10/21/chartex" xmlns:cx3="http://schemas.microsoft.com/office/drawing/2016/5/9/chartex" xmlns:cx4="http://schemas.microsoft.com/office/drawing/2016/5/10/chartex" xmlns:cx5="http://schemas.microsoft.com/office/drawing/2016/5/11/chartex" xmlns:cx6="http://schemas.microsoft.com/office/drawing/2016/5/12/chartex" xmlns:cx7="http://schemas.microsoft.com/office/drawing/2016/5/13/chartex" xmlns:cx8="http://schemas.microsoft.com/office/drawing/2016/5/14/chartex" xmlns:mc="http://schemas.openxmlformats.org/markup-compatibility/2006" xmlns:aink="http://schemas.microsoft.com/office/drawing/2016/ink" xmlns:am3d="http://schemas.microsoft.com/office/drawing/2017/model3d" xmlns:o="urn:schemas-microsoft-com:office:office" xmlns:oel="http://schemas.microsoft.com/office/2019/extlst" xmlns:r="http://schemas.openxmlformats.org/officeDocument/2006/relationships" xmlns:m="http://schemas.openxmlformats.org/officeDocument/2006/math" xmlns:v="urn:schemas-microsoft-com:vml" xmlns:wp14="http://schemas.microsoft.com/office/word/2010/wordprocessingDrawing" xmlns:wp="http://schemas.openxmlformats.org/drawingml/2006/wordprocessingDrawing" xmlns:w10="urn:schemas-microsoft-com:office:word" xmlns:w="http://schemas.openxmlformats.org/wordprocessingml/2006/main" xmlns:w14="http://schemas.microsoft.com/office/word/2010/wordml" xmlns:w15="http://schemas.microsoft.com/office/word/2012/wordml" xmlns:w16cex="http://schemas.microsoft.com/office/word/2018/wordml/cex" xmlns:w16cid="http://schemas.microsoft.com/office/word/2016/wordml/cid" xmlns:w16="http://schemas.microsoft.com/office/word/2018/wordml" xmlns:w16sdtdh="http://schemas.microsoft.com/office/word/2020/wordml/sdtdatahash" xmlns:w16se="http://schemas.microsoft.com/office/word/2015/wordml/symex" xmlns:wpg="http://schemas.microsoft.com/office/word/2010/wordprocessingGroup" xmlns:wpi="http://schemas.microsoft.com/office/word/2010/wordprocessingInk" xmlns:wne="http://schemas.microsoft.com/office/word/2006/wordml" xmlns:wps="http://schemas.microsoft.com/office/word/2010/wordprocessingShape" mc:Ignorable="w14 w15 w16se w16cid w16 w16cex w16sdtdh wp14">
   <w:body>
     <w:p>
-      <w:pPr>
-        <w:pStyle w:val="Studys"/>
-      </w:pPr>
       <w:r>
-        <w:t>file:///C:/Users/bonno/Downloads/Untitled-1%20-%20Copie.html</w:t>
+        <w:rPr>
+          <w:rFonts w:ascii="Verdana" w:hAnsi="Verdana"/>
+          <w:color w:val="000000"/>
+          <w:sz w:val="40"/>
+        </w:rPr>
+        <w:t>https://benoitbon.github.io/mon-premier-test-de-repository-/</w:t>
       </w:r>
     </w:p>
+    <w:p/>
     <w:sectPr>
       <w:pgSz w:w="11906" w:h="16838"/>
       <w:pgMar w:top="1417" w:right="1417" w:bottom="1417" w:left="1417" w:header="708" w:footer="708" w:gutter="0"/>
@@ -626,7 +629,6 @@
     <w:uiPriority w:val="1"/>
     <w:semiHidden/>
     <w:unhideWhenUsed/>
-    <w:rsid w:val="00813C7B"/>
   </w:style>
   <w:style w:type="table" w:default="1" w:styleId="TableauNormal">
     <w:name w:val="Normal Table"/>
@@ -648,7 +650,6 @@
     <w:uiPriority w:val="99"/>
     <w:semiHidden/>
     <w:unhideWhenUsed/>
-    <w:rsid w:val="00813C7B"/>
   </w:style>
   <w:style w:type="character" w:customStyle="1" w:styleId="Titre1Car">
     <w:name w:val="Titre 1 Car"/>

--- a/url de mon site.docx
+++ b/url de mon site.docx
@@ -423,7 +423,7 @@
   <w:style w:type="paragraph" w:default="1" w:styleId="Normal">
     <w:name w:val="Normal"/>
     <w:qFormat/>
-    <w:rsid w:val="00813C7B"/>
+    <w:rsid w:val="00242B0F"/>
   </w:style>
   <w:style w:type="paragraph" w:styleId="Titre1">
     <w:name w:val="heading 1"/>
@@ -629,6 +629,7 @@
     <w:uiPriority w:val="1"/>
     <w:semiHidden/>
     <w:unhideWhenUsed/>
+    <w:rsid w:val="00242B0F"/>
   </w:style>
   <w:style w:type="table" w:default="1" w:styleId="TableauNormal">
     <w:name w:val="Normal Table"/>
@@ -650,6 +651,7 @@
     <w:uiPriority w:val="99"/>
     <w:semiHidden/>
     <w:unhideWhenUsed/>
+    <w:rsid w:val="00242B0F"/>
   </w:style>
   <w:style w:type="character" w:customStyle="1" w:styleId="Titre1Car">
     <w:name w:val="Titre 1 Car"/>

--- a/url de mon site.docx
+++ b/url de mon site.docx
@@ -10,6 +10,33 @@
           <w:sz w:val="40"/>
         </w:rPr>
         <w:t>https://benoitbon.github.io/mon-premier-test-de-repository-/</w:t>
+      </w:r>
+    </w:p>
+    <w:p>
+      <w:pPr>
+        <w:pStyle w:val="NormalWeb"/>
+        <w:shd w:val="clear" w:color="auto" w:fill="F6F5F3"/>
+        <w:spacing w:before="120" w:beforeAutospacing="0" w:after="60" w:afterAutospacing="0"/>
+        <w:rPr>
+          <w:rFonts w:ascii="Segoe UI" w:hAnsi="Segoe UI" w:cs="Segoe UI"/>
+          <w:color w:val="242424"/>
+        </w:rPr>
+      </w:pPr>
+      <w:proofErr w:type="gramStart"/>
+      <w:r>
+        <w:rPr>
+          <w:rFonts w:ascii="Segoe UI" w:hAnsi="Segoe UI" w:cs="Segoe UI"/>
+          <w:color w:val="242424"/>
+        </w:rPr>
+        <w:t>ni</w:t>
+      </w:r>
+      <w:proofErr w:type="gramEnd"/>
+      <w:r>
+        <w:rPr>
+          <w:rFonts w:ascii="Segoe UI" w:hAnsi="Segoe UI" w:cs="Segoe UI"/>
+          <w:color w:val="242424"/>
+        </w:rPr>
+        <w:t xml:space="preserve"> :</w:t>
       </w:r>
     </w:p>
     <w:p/>
@@ -969,6 +996,23 @@
       <w:sz w:val="40"/>
     </w:rPr>
   </w:style>
+  <w:style w:type="paragraph" w:styleId="NormalWeb">
+    <w:name w:val="Normal (Web)"/>
+    <w:basedOn w:val="Normal"/>
+    <w:uiPriority w:val="99"/>
+    <w:semiHidden/>
+    <w:unhideWhenUsed/>
+    <w:rsid w:val="006A184D"/>
+    <w:pPr>
+      <w:spacing w:before="100" w:beforeAutospacing="1" w:after="100" w:afterAutospacing="1" w:line="240" w:lineRule="auto"/>
+    </w:pPr>
+    <w:rPr>
+      <w:rFonts w:ascii="Times New Roman" w:eastAsia="Times New Roman" w:hAnsi="Times New Roman" w:cs="Times New Roman"/>
+      <w:kern w:val="0"/>
+      <w:lang w:eastAsia="fr-FR"/>
+      <w14:ligatures w14:val="none"/>
+    </w:rPr>
+  </w:style>
 </w:styles>
 </file>
 
